--- a/hook/imessages_hook_report/iOS应用个人信息分析测试报告-陈彬-2025_8_15.docx
+++ b/hook/imessages_hook_report/iOS应用个人信息分析测试报告-陈彬-2025_8_15.docx
@@ -5,8 +5,18 @@
     <w:p>
       <w:pPr>
         <w:pStyle w:val="3"/>
-        <w:bidi w:val="0"/>
+        <w:pageBreakBefore w:val="0"/>
+        <w:kinsoku w:val="0"/>
+        <w:wordWrap w:val="0"/>
+        <w:overflowPunct/>
+        <w:topLinePunct w:val="0"/>
+        <w:autoSpaceDE/>
+        <w:autoSpaceDN/>
+        <w:bidi w:val="0"/>
+        <w:adjustRightInd/>
+        <w:snapToGrid/>
         <w:jc w:val="center"/>
+        <w:textAlignment w:val="auto"/>
         <w:rPr>
           <w:rFonts w:hint="eastAsia" w:ascii="宋体" w:hAnsi="宋体" w:eastAsia="宋体" w:cs="宋体"/>
           <w:lang w:val="en-US" w:eastAsia="zh-CN"/>
@@ -42,7 +52,18 @@
     <w:p>
       <w:pPr>
         <w:pStyle w:val="6"/>
-        <w:bidi w:val="0"/>
+        <w:pageBreakBefore w:val="0"/>
+        <w:kinsoku w:val="0"/>
+        <w:wordWrap w:val="0"/>
+        <w:overflowPunct/>
+        <w:topLinePunct w:val="0"/>
+        <w:autoSpaceDE/>
+        <w:autoSpaceDN/>
+        <w:bidi w:val="0"/>
+        <w:adjustRightInd/>
+        <w:snapToGrid/>
+        <w:jc w:val="left"/>
+        <w:textAlignment w:val="auto"/>
         <w:rPr>
           <w:rFonts w:hint="eastAsia"/>
           <w:lang w:val="en-US" w:eastAsia="zh-CN"/>
@@ -58,10 +79,22 @@
     </w:p>
     <w:p>
       <w:pPr>
+        <w:pageBreakBefore w:val="0"/>
         <w:numPr>
           <w:ilvl w:val="0"/>
           <w:numId w:val="0"/>
         </w:numPr>
+        <w:kinsoku w:val="0"/>
+        <w:wordWrap w:val="0"/>
+        <w:overflowPunct/>
+        <w:topLinePunct w:val="0"/>
+        <w:autoSpaceDE/>
+        <w:autoSpaceDN/>
+        <w:bidi w:val="0"/>
+        <w:adjustRightInd/>
+        <w:snapToGrid/>
+        <w:jc w:val="left"/>
+        <w:textAlignment w:val="auto"/>
         <w:rPr>
           <w:rFonts w:hint="default"/>
           <w:lang w:val="en-US" w:eastAsia="zh-CN"/>
@@ -86,7 +119,18 @@
     <w:p>
       <w:pPr>
         <w:pStyle w:val="4"/>
-        <w:bidi w:val="0"/>
+        <w:pageBreakBefore w:val="0"/>
+        <w:kinsoku w:val="0"/>
+        <w:wordWrap w:val="0"/>
+        <w:overflowPunct/>
+        <w:topLinePunct w:val="0"/>
+        <w:autoSpaceDE/>
+        <w:autoSpaceDN/>
+        <w:bidi w:val="0"/>
+        <w:adjustRightInd/>
+        <w:snapToGrid/>
+        <w:jc w:val="left"/>
+        <w:textAlignment w:val="auto"/>
         <w:rPr>
           <w:rFonts w:hint="default"/>
           <w:lang w:val="en-US" w:eastAsia="zh-CN"/>
@@ -102,10 +146,22 @@
     </w:p>
     <w:p>
       <w:pPr>
+        <w:pageBreakBefore w:val="0"/>
         <w:numPr>
           <w:ilvl w:val="0"/>
           <w:numId w:val="1"/>
         </w:numPr>
+        <w:kinsoku w:val="0"/>
+        <w:wordWrap w:val="0"/>
+        <w:overflowPunct/>
+        <w:topLinePunct w:val="0"/>
+        <w:autoSpaceDE/>
+        <w:autoSpaceDN/>
+        <w:bidi w:val="0"/>
+        <w:adjustRightInd/>
+        <w:snapToGrid/>
+        <w:jc w:val="left"/>
+        <w:textAlignment w:val="auto"/>
         <w:rPr>
           <w:rFonts w:hint="eastAsia"/>
           <w:lang w:val="en-US" w:eastAsia="zh-CN"/>
@@ -121,6 +177,7 @@
     </w:p>
     <w:p>
       <w:pPr>
+        <w:pageBreakBefore w:val="0"/>
         <w:widowControl w:val="0"/>
         <w:numPr>
           <w:ilvl w:val="0"/>
@@ -129,7 +186,17 @@
         <w:tabs>
           <w:tab w:val="left" w:pos="312"/>
         </w:tabs>
-        <w:jc w:val="both"/>
+        <w:kinsoku w:val="0"/>
+        <w:wordWrap w:val="0"/>
+        <w:overflowPunct/>
+        <w:topLinePunct w:val="0"/>
+        <w:autoSpaceDE/>
+        <w:autoSpaceDN/>
+        <w:bidi w:val="0"/>
+        <w:adjustRightInd/>
+        <w:snapToGrid/>
+        <w:jc w:val="left"/>
+        <w:textAlignment w:val="auto"/>
         <w:rPr>
           <w:rFonts w:hint="eastAsia"/>
           <w:lang w:val="en-US" w:eastAsia="zh-CN"/>
@@ -181,10 +248,22 @@
     </w:p>
     <w:p>
       <w:pPr>
+        <w:pageBreakBefore w:val="0"/>
         <w:numPr>
           <w:ilvl w:val="0"/>
           <w:numId w:val="0"/>
         </w:numPr>
+        <w:kinsoku w:val="0"/>
+        <w:wordWrap w:val="0"/>
+        <w:overflowPunct/>
+        <w:topLinePunct w:val="0"/>
+        <w:autoSpaceDE/>
+        <w:autoSpaceDN/>
+        <w:bidi w:val="0"/>
+        <w:adjustRightInd/>
+        <w:snapToGrid/>
+        <w:jc w:val="left"/>
+        <w:textAlignment w:val="auto"/>
         <w:rPr>
           <w:rFonts w:hint="eastAsia" w:eastAsiaTheme="minorEastAsia"/>
           <w:lang w:val="en-US" w:eastAsia="zh-CN"/>
@@ -193,11 +272,23 @@
     </w:p>
     <w:p>
       <w:pPr>
+        <w:pageBreakBefore w:val="0"/>
         <w:numPr>
           <w:ilvl w:val="0"/>
           <w:numId w:val="1"/>
         </w:numPr>
+        <w:kinsoku w:val="0"/>
+        <w:wordWrap w:val="0"/>
+        <w:overflowPunct/>
+        <w:topLinePunct w:val="0"/>
+        <w:autoSpaceDE/>
+        <w:autoSpaceDN/>
+        <w:bidi w:val="0"/>
+        <w:adjustRightInd/>
+        <w:snapToGrid/>
         <w:ind w:left="0" w:leftChars="0" w:firstLine="0" w:firstLineChars="0"/>
+        <w:jc w:val="left"/>
+        <w:textAlignment w:val="auto"/>
         <w:rPr>
           <w:rFonts w:hint="default" w:eastAsiaTheme="minorEastAsia"/>
           <w:lang w:val="en-US" w:eastAsia="zh-CN"/>
@@ -213,10 +304,22 @@
     </w:p>
     <w:p>
       <w:pPr>
+        <w:pageBreakBefore w:val="0"/>
         <w:numPr>
           <w:ilvl w:val="0"/>
           <w:numId w:val="0"/>
         </w:numPr>
+        <w:kinsoku w:val="0"/>
+        <w:wordWrap w:val="0"/>
+        <w:overflowPunct/>
+        <w:topLinePunct w:val="0"/>
+        <w:autoSpaceDE/>
+        <w:autoSpaceDN/>
+        <w:bidi w:val="0"/>
+        <w:adjustRightInd/>
+        <w:snapToGrid/>
+        <w:jc w:val="left"/>
+        <w:textAlignment w:val="auto"/>
         <w:rPr>
           <w:rFonts w:hint="default"/>
           <w:lang w:val="en-US" w:eastAsia="zh-CN"/>
@@ -311,11 +414,23 @@
     </w:p>
     <w:p>
       <w:pPr>
+        <w:pageBreakBefore w:val="0"/>
         <w:numPr>
           <w:ilvl w:val="0"/>
           <w:numId w:val="1"/>
         </w:numPr>
+        <w:kinsoku w:val="0"/>
+        <w:wordWrap w:val="0"/>
+        <w:overflowPunct/>
+        <w:topLinePunct w:val="0"/>
+        <w:autoSpaceDE/>
+        <w:autoSpaceDN/>
+        <w:bidi w:val="0"/>
+        <w:adjustRightInd/>
+        <w:snapToGrid/>
         <w:ind w:left="0" w:leftChars="0" w:firstLine="0" w:firstLineChars="0"/>
+        <w:jc w:val="left"/>
+        <w:textAlignment w:val="auto"/>
         <w:rPr>
           <w:rFonts w:hint="eastAsia"/>
           <w:lang w:val="en-US" w:eastAsia="zh-CN"/>
@@ -331,11 +446,23 @@
     </w:p>
     <w:p>
       <w:pPr>
+        <w:pageBreakBefore w:val="0"/>
         <w:numPr>
           <w:ilvl w:val="0"/>
           <w:numId w:val="0"/>
         </w:numPr>
+        <w:kinsoku w:val="0"/>
+        <w:wordWrap w:val="0"/>
+        <w:overflowPunct/>
+        <w:topLinePunct w:val="0"/>
+        <w:autoSpaceDE/>
+        <w:autoSpaceDN/>
+        <w:bidi w:val="0"/>
+        <w:adjustRightInd/>
+        <w:snapToGrid/>
         <w:ind w:leftChars="0"/>
+        <w:jc w:val="left"/>
+        <w:textAlignment w:val="auto"/>
         <w:rPr>
           <w:rFonts w:hint="default"/>
           <w:lang w:val="en-US" w:eastAsia="zh-CN"/>
@@ -430,11 +557,23 @@
     </w:p>
     <w:p>
       <w:pPr>
+        <w:pageBreakBefore w:val="0"/>
         <w:numPr>
           <w:ilvl w:val="0"/>
           <w:numId w:val="1"/>
         </w:numPr>
+        <w:kinsoku w:val="0"/>
+        <w:wordWrap w:val="0"/>
+        <w:overflowPunct/>
+        <w:topLinePunct w:val="0"/>
+        <w:autoSpaceDE/>
+        <w:autoSpaceDN/>
+        <w:bidi w:val="0"/>
+        <w:adjustRightInd/>
+        <w:snapToGrid/>
         <w:ind w:left="0" w:leftChars="0" w:firstLine="0" w:firstLineChars="0"/>
+        <w:jc w:val="left"/>
+        <w:textAlignment w:val="auto"/>
         <w:rPr>
           <w:rFonts w:hint="default"/>
           <w:lang w:val="en-US" w:eastAsia="zh-CN"/>
@@ -450,11 +589,23 @@
     </w:p>
     <w:p>
       <w:pPr>
+        <w:pageBreakBefore w:val="0"/>
         <w:numPr>
           <w:ilvl w:val="0"/>
           <w:numId w:val="0"/>
         </w:numPr>
+        <w:kinsoku w:val="0"/>
+        <w:wordWrap w:val="0"/>
+        <w:overflowPunct/>
+        <w:topLinePunct w:val="0"/>
+        <w:autoSpaceDE/>
+        <w:autoSpaceDN/>
+        <w:bidi w:val="0"/>
+        <w:adjustRightInd/>
+        <w:snapToGrid/>
         <w:ind w:leftChars="0"/>
+        <w:jc w:val="left"/>
+        <w:textAlignment w:val="auto"/>
         <w:rPr>
           <w:rFonts w:hint="eastAsia" w:eastAsiaTheme="minorEastAsia"/>
           <w:lang w:val="en-US" w:eastAsia="zh-CN"/>
@@ -546,16 +697,26 @@
           </wp:inline>
         </w:drawing>
       </w:r>
-      <w:bookmarkStart w:id="0" w:name="_GoBack"/>
-      <w:bookmarkEnd w:id="0"/>
-    </w:p>
-    <w:p>
-      <w:pPr>
+    </w:p>
+    <w:p>
+      <w:pPr>
+        <w:pageBreakBefore w:val="0"/>
         <w:numPr>
           <w:ilvl w:val="0"/>
           <w:numId w:val="0"/>
         </w:numPr>
+        <w:kinsoku w:val="0"/>
+        <w:wordWrap w:val="0"/>
+        <w:overflowPunct/>
+        <w:topLinePunct w:val="0"/>
+        <w:autoSpaceDE/>
+        <w:autoSpaceDN/>
+        <w:bidi w:val="0"/>
+        <w:adjustRightInd/>
+        <w:snapToGrid/>
         <w:ind w:leftChars="0"/>
+        <w:jc w:val="left"/>
+        <w:textAlignment w:val="auto"/>
         <w:rPr>
           <w:rFonts w:hint="eastAsia" w:eastAsiaTheme="minorEastAsia"/>
           <w:lang w:val="en-US" w:eastAsia="zh-CN"/>
@@ -564,11 +725,23 @@
     </w:p>
     <w:p>
       <w:pPr>
+        <w:pageBreakBefore w:val="0"/>
         <w:numPr>
           <w:ilvl w:val="0"/>
           <w:numId w:val="0"/>
         </w:numPr>
+        <w:kinsoku w:val="0"/>
+        <w:wordWrap w:val="0"/>
+        <w:overflowPunct/>
+        <w:topLinePunct w:val="0"/>
+        <w:autoSpaceDE/>
+        <w:autoSpaceDN/>
+        <w:bidi w:val="0"/>
+        <w:adjustRightInd/>
+        <w:snapToGrid/>
         <w:ind w:leftChars="0"/>
+        <w:jc w:val="left"/>
+        <w:textAlignment w:val="auto"/>
         <w:rPr>
           <w:rFonts w:hint="eastAsia" w:eastAsiaTheme="minorEastAsia"/>
           <w:lang w:val="en-US" w:eastAsia="zh-CN"/>
@@ -664,7 +837,18 @@
     <w:p>
       <w:pPr>
         <w:pStyle w:val="6"/>
-        <w:bidi w:val="0"/>
+        <w:pageBreakBefore w:val="0"/>
+        <w:kinsoku w:val="0"/>
+        <w:wordWrap w:val="0"/>
+        <w:overflowPunct/>
+        <w:topLinePunct w:val="0"/>
+        <w:autoSpaceDE/>
+        <w:autoSpaceDN/>
+        <w:bidi w:val="0"/>
+        <w:adjustRightInd/>
+        <w:snapToGrid/>
+        <w:jc w:val="left"/>
+        <w:textAlignment w:val="auto"/>
         <w:rPr>
           <w:rFonts w:hint="eastAsia"/>
           <w:lang w:val="en-US" w:eastAsia="zh-CN"/>
@@ -674,7 +858,18 @@
     <w:p>
       <w:pPr>
         <w:pStyle w:val="6"/>
-        <w:bidi w:val="0"/>
+        <w:pageBreakBefore w:val="0"/>
+        <w:kinsoku w:val="0"/>
+        <w:wordWrap w:val="0"/>
+        <w:overflowPunct/>
+        <w:topLinePunct w:val="0"/>
+        <w:autoSpaceDE/>
+        <w:autoSpaceDN/>
+        <w:bidi w:val="0"/>
+        <w:adjustRightInd/>
+        <w:snapToGrid/>
+        <w:jc w:val="left"/>
+        <w:textAlignment w:val="auto"/>
         <w:rPr>
           <w:rFonts w:hint="eastAsia" w:ascii="宋体" w:hAnsi="宋体" w:eastAsia="宋体" w:cs="宋体"/>
           <w:lang w:val="en-US" w:eastAsia="zh-CN"/>
@@ -690,24 +885,51 @@
     </w:p>
     <w:p>
       <w:pPr>
+        <w:pageBreakBefore w:val="0"/>
         <w:numPr>
           <w:ilvl w:val="0"/>
           <w:numId w:val="0"/>
         </w:numPr>
-        <w:rPr>
-          <w:rFonts w:hint="eastAsia" w:ascii="宋体" w:hAnsi="宋体" w:eastAsia="宋体" w:cs="宋体"/>
-          <w:sz w:val="21"/>
-          <w:szCs w:val="21"/>
-          <w:lang w:val="en-US" w:eastAsia="zh-CN"/>
-        </w:rPr>
-      </w:pPr>
-    </w:p>
-    <w:p>
-      <w:pPr>
+        <w:kinsoku w:val="0"/>
+        <w:wordWrap w:val="0"/>
+        <w:overflowPunct/>
+        <w:topLinePunct w:val="0"/>
+        <w:autoSpaceDE/>
+        <w:autoSpaceDN/>
+        <w:bidi w:val="0"/>
+        <w:adjustRightInd/>
+        <w:snapToGrid/>
+        <w:jc w:val="left"/>
+        <w:textAlignment w:val="auto"/>
+        <w:rPr>
+          <w:rFonts w:hint="eastAsia" w:ascii="宋体" w:hAnsi="宋体" w:eastAsia="宋体" w:cs="宋体"/>
+          <w:sz w:val="21"/>
+          <w:szCs w:val="21"/>
+          <w:lang w:val="en-US" w:eastAsia="zh-CN"/>
+        </w:rPr>
+      </w:pPr>
+    </w:p>
+    <w:p>
+      <w:pPr>
+        <w:keepNext w:val="0"/>
+        <w:keepLines w:val="0"/>
+        <w:pageBreakBefore w:val="0"/>
+        <w:widowControl w:val="0"/>
         <w:numPr>
           <w:ilvl w:val="0"/>
           <w:numId w:val="0"/>
         </w:numPr>
+        <w:kinsoku w:val="0"/>
+        <w:wordWrap w:val="0"/>
+        <w:overflowPunct/>
+        <w:topLinePunct w:val="0"/>
+        <w:autoSpaceDE/>
+        <w:autoSpaceDN/>
+        <w:bidi w:val="0"/>
+        <w:adjustRightInd/>
+        <w:snapToGrid/>
+        <w:jc w:val="left"/>
+        <w:textAlignment w:val="auto"/>
         <w:rPr>
           <w:rFonts w:hint="eastAsia" w:ascii="宋体" w:hAnsi="宋体" w:eastAsia="宋体" w:cs="宋体"/>
           <w:sz w:val="21"/>
@@ -741,52 +963,53 @@
           <w:szCs w:val="21"/>
           <w:lang w:val="en-US" w:eastAsia="zh-CN"/>
         </w:rPr>
-        <w:t>苹果预装应用iMessage，在使用消息收发功能时，存在向服</w:t>
-      </w:r>
-    </w:p>
-    <w:p>
-      <w:pPr>
+        <w:t>在使用iMessage消息收发功能时，存在向服务器courier.push.apple.com传输个人信息的行为，传输的个人信息有设备信息、message账号信息等，其传输信息涉及加密，下面将对破解过程进行详细说明。</w:t>
+      </w:r>
+    </w:p>
+    <w:p>
+      <w:pPr>
+        <w:pageBreakBefore w:val="0"/>
         <w:numPr>
           <w:ilvl w:val="0"/>
           <w:numId w:val="0"/>
         </w:numPr>
-        <w:rPr>
-          <w:rFonts w:hint="eastAsia" w:ascii="宋体" w:hAnsi="宋体" w:eastAsia="宋体" w:cs="宋体"/>
-          <w:sz w:val="21"/>
-          <w:szCs w:val="21"/>
-          <w:lang w:val="en-US" w:eastAsia="zh-CN"/>
-        </w:rPr>
-      </w:pPr>
-      <w:r>
-        <w:rPr>
-          <w:rFonts w:hint="eastAsia" w:ascii="宋体" w:hAnsi="宋体" w:eastAsia="宋体" w:cs="宋体"/>
-          <w:sz w:val="21"/>
-          <w:szCs w:val="21"/>
-          <w:lang w:val="en-US" w:eastAsia="zh-CN"/>
-        </w:rPr>
-        <w:t>务器courier.push.apple.com传输个人信息的行为，传输的个人信息有当前设备信息、message账号信息等，其传输信息涉及加密，下面将对破解过程进行详细说明。</w:t>
-      </w:r>
-    </w:p>
-    <w:p>
-      <w:pPr>
+        <w:kinsoku w:val="0"/>
+        <w:wordWrap w:val="0"/>
+        <w:overflowPunct/>
+        <w:topLinePunct w:val="0"/>
+        <w:autoSpaceDE/>
+        <w:autoSpaceDN/>
+        <w:bidi w:val="0"/>
+        <w:adjustRightInd/>
+        <w:snapToGrid/>
+        <w:jc w:val="left"/>
+        <w:textAlignment w:val="auto"/>
+        <w:rPr>
+          <w:rFonts w:hint="eastAsia" w:ascii="宋体" w:hAnsi="宋体" w:eastAsia="宋体" w:cs="宋体"/>
+          <w:sz w:val="21"/>
+          <w:szCs w:val="21"/>
+          <w:lang w:val="en-US" w:eastAsia="zh-CN"/>
+        </w:rPr>
+      </w:pPr>
+    </w:p>
+    <w:p>
+      <w:pPr>
+        <w:pageBreakBefore w:val="0"/>
         <w:numPr>
           <w:ilvl w:val="0"/>
           <w:numId w:val="0"/>
         </w:numPr>
-        <w:rPr>
-          <w:rFonts w:hint="eastAsia" w:ascii="宋体" w:hAnsi="宋体" w:eastAsia="宋体" w:cs="宋体"/>
-          <w:sz w:val="21"/>
-          <w:szCs w:val="21"/>
-          <w:lang w:val="en-US" w:eastAsia="zh-CN"/>
-        </w:rPr>
-      </w:pPr>
-    </w:p>
-    <w:p>
-      <w:pPr>
-        <w:numPr>
-          <w:ilvl w:val="0"/>
-          <w:numId w:val="0"/>
-        </w:numPr>
+        <w:kinsoku w:val="0"/>
+        <w:wordWrap w:val="0"/>
+        <w:overflowPunct/>
+        <w:topLinePunct w:val="0"/>
+        <w:autoSpaceDE/>
+        <w:autoSpaceDN/>
+        <w:bidi w:val="0"/>
+        <w:adjustRightInd/>
+        <w:snapToGrid/>
+        <w:jc w:val="left"/>
+        <w:textAlignment w:val="auto"/>
         <w:rPr>
           <w:rFonts w:hint="eastAsia" w:ascii="宋体" w:hAnsi="宋体" w:eastAsia="宋体" w:cs="宋体"/>
           <w:b/>
@@ -818,10 +1041,22 @@
     </w:p>
     <w:p>
       <w:pPr>
+        <w:pageBreakBefore w:val="0"/>
         <w:numPr>
           <w:ilvl w:val="0"/>
           <w:numId w:val="2"/>
         </w:numPr>
+        <w:kinsoku w:val="0"/>
+        <w:wordWrap w:val="0"/>
+        <w:overflowPunct/>
+        <w:topLinePunct w:val="0"/>
+        <w:autoSpaceDE/>
+        <w:autoSpaceDN/>
+        <w:bidi w:val="0"/>
+        <w:adjustRightInd/>
+        <w:snapToGrid/>
+        <w:jc w:val="left"/>
+        <w:textAlignment w:val="auto"/>
         <w:rPr>
           <w:rFonts w:hint="eastAsia" w:ascii="宋体" w:hAnsi="宋体" w:eastAsia="宋体" w:cs="宋体"/>
           <w:sz w:val="21"/>
@@ -843,14 +1078,25 @@
       <w:pPr>
         <w:keepNext w:val="0"/>
         <w:keepLines w:val="0"/>
+        <w:pageBreakBefore w:val="0"/>
         <w:widowControl/>
         <w:numPr>
           <w:ilvl w:val="0"/>
           <w:numId w:val="2"/>
         </w:numPr>
         <w:suppressLineNumbers w:val="0"/>
+        <w:kinsoku w:val="0"/>
+        <w:wordWrap w:val="0"/>
+        <w:overflowPunct/>
+        <w:topLinePunct w:val="0"/>
+        <w:autoSpaceDE/>
+        <w:autoSpaceDN/>
+        <w:bidi w:val="0"/>
+        <w:adjustRightInd/>
+        <w:snapToGrid/>
         <w:ind w:left="0" w:leftChars="0" w:firstLine="0" w:firstLineChars="0"/>
         <w:jc w:val="left"/>
+        <w:textAlignment w:val="auto"/>
         <w:rPr>
           <w:rFonts w:hint="default" w:ascii="宋体" w:hAnsi="宋体" w:eastAsia="宋体" w:cs="宋体"/>
           <w:lang w:val="en-US" w:eastAsia="zh-CN"/>
@@ -952,9 +1198,20 @@
       <w:pPr>
         <w:keepNext w:val="0"/>
         <w:keepLines w:val="0"/>
+        <w:pageBreakBefore w:val="0"/>
         <w:widowControl/>
         <w:suppressLineNumbers w:val="0"/>
-        <w:jc w:val="left"/>
+        <w:kinsoku w:val="0"/>
+        <w:wordWrap w:val="0"/>
+        <w:overflowPunct/>
+        <w:topLinePunct w:val="0"/>
+        <w:autoSpaceDE/>
+        <w:autoSpaceDN/>
+        <w:bidi w:val="0"/>
+        <w:adjustRightInd/>
+        <w:snapToGrid/>
+        <w:jc w:val="left"/>
+        <w:textAlignment w:val="auto"/>
         <w:rPr>
           <w:rFonts w:hint="eastAsia" w:ascii="宋体" w:hAnsi="宋体" w:eastAsia="宋体" w:cs="宋体"/>
           <w:lang w:val="en-US" w:eastAsia="zh-CN"/>
@@ -972,9 +1229,20 @@
       <w:pPr>
         <w:keepNext w:val="0"/>
         <w:keepLines w:val="0"/>
+        <w:pageBreakBefore w:val="0"/>
         <w:widowControl/>
         <w:suppressLineNumbers w:val="0"/>
-        <w:jc w:val="left"/>
+        <w:kinsoku w:val="0"/>
+        <w:wordWrap w:val="0"/>
+        <w:overflowPunct/>
+        <w:topLinePunct w:val="0"/>
+        <w:autoSpaceDE/>
+        <w:autoSpaceDN/>
+        <w:bidi w:val="0"/>
+        <w:adjustRightInd/>
+        <w:snapToGrid/>
+        <w:jc w:val="left"/>
+        <w:textAlignment w:val="auto"/>
         <w:rPr>
           <w:rFonts w:hint="eastAsia" w:ascii="宋体" w:hAnsi="宋体" w:eastAsia="宋体" w:cs="宋体"/>
           <w:lang w:val="en-US" w:eastAsia="zh-CN"/>
@@ -990,10 +1258,22 @@
     </w:p>
     <w:p>
       <w:pPr>
+        <w:pageBreakBefore w:val="0"/>
         <w:numPr>
           <w:ilvl w:val="0"/>
           <w:numId w:val="0"/>
         </w:numPr>
+        <w:kinsoku w:val="0"/>
+        <w:wordWrap w:val="0"/>
+        <w:overflowPunct/>
+        <w:topLinePunct w:val="0"/>
+        <w:autoSpaceDE/>
+        <w:autoSpaceDN/>
+        <w:bidi w:val="0"/>
+        <w:adjustRightInd/>
+        <w:snapToGrid/>
+        <w:jc w:val="left"/>
+        <w:textAlignment w:val="auto"/>
         <w:rPr>
           <w:rFonts w:hint="default" w:ascii="宋体" w:hAnsi="宋体" w:eastAsia="宋体" w:cs="宋体"/>
           <w:lang w:val="en-US" w:eastAsia="zh-CN"/>
@@ -1010,7 +1290,18 @@
     <w:p>
       <w:pPr>
         <w:pStyle w:val="4"/>
-        <w:bidi w:val="0"/>
+        <w:pageBreakBefore w:val="0"/>
+        <w:kinsoku w:val="0"/>
+        <w:wordWrap w:val="0"/>
+        <w:overflowPunct/>
+        <w:topLinePunct w:val="0"/>
+        <w:autoSpaceDE/>
+        <w:autoSpaceDN/>
+        <w:bidi w:val="0"/>
+        <w:adjustRightInd/>
+        <w:snapToGrid/>
+        <w:jc w:val="left"/>
+        <w:textAlignment w:val="auto"/>
         <w:rPr>
           <w:rFonts w:hint="default" w:ascii="宋体" w:hAnsi="宋体" w:eastAsia="宋体" w:cs="宋体"/>
           <w:b/>
@@ -1028,10 +1319,22 @@
     </w:p>
     <w:p>
       <w:pPr>
+        <w:pageBreakBefore w:val="0"/>
         <w:numPr>
           <w:ilvl w:val="0"/>
           <w:numId w:val="3"/>
         </w:numPr>
+        <w:kinsoku w:val="0"/>
+        <w:wordWrap w:val="0"/>
+        <w:overflowPunct/>
+        <w:topLinePunct w:val="0"/>
+        <w:autoSpaceDE/>
+        <w:autoSpaceDN/>
+        <w:bidi w:val="0"/>
+        <w:adjustRightInd/>
+        <w:snapToGrid/>
+        <w:jc w:val="left"/>
+        <w:textAlignment w:val="auto"/>
         <w:rPr>
           <w:rFonts w:hint="eastAsia" w:ascii="宋体" w:hAnsi="宋体" w:eastAsia="宋体" w:cs="宋体"/>
           <w:sz w:val="21"/>
@@ -1051,10 +1354,22 @@
     </w:p>
     <w:p>
       <w:pPr>
+        <w:pageBreakBefore w:val="0"/>
         <w:numPr>
           <w:ilvl w:val="0"/>
           <w:numId w:val="0"/>
         </w:numPr>
+        <w:kinsoku w:val="0"/>
+        <w:wordWrap w:val="0"/>
+        <w:overflowPunct/>
+        <w:topLinePunct w:val="0"/>
+        <w:autoSpaceDE/>
+        <w:autoSpaceDN/>
+        <w:bidi w:val="0"/>
+        <w:adjustRightInd/>
+        <w:snapToGrid/>
+        <w:jc w:val="left"/>
+        <w:textAlignment w:val="auto"/>
         <w:rPr>
           <w:rFonts w:hint="eastAsia" w:ascii="宋体" w:hAnsi="宋体" w:eastAsia="宋体" w:cs="宋体"/>
           <w:sz w:val="21"/>
@@ -1110,10 +1425,22 @@
     </w:p>
     <w:p>
       <w:pPr>
+        <w:pageBreakBefore w:val="0"/>
         <w:numPr>
           <w:ilvl w:val="0"/>
           <w:numId w:val="0"/>
         </w:numPr>
+        <w:kinsoku w:val="0"/>
+        <w:wordWrap w:val="0"/>
+        <w:overflowPunct/>
+        <w:topLinePunct w:val="0"/>
+        <w:autoSpaceDE/>
+        <w:autoSpaceDN/>
+        <w:bidi w:val="0"/>
+        <w:adjustRightInd/>
+        <w:snapToGrid/>
+        <w:jc w:val="left"/>
+        <w:textAlignment w:val="auto"/>
         <w:rPr>
           <w:rFonts w:hint="eastAsia" w:ascii="宋体" w:hAnsi="宋体" w:eastAsia="宋体" w:cs="宋体"/>
           <w:sz w:val="21"/>
@@ -1169,24 +1496,48 @@
     </w:p>
     <w:p>
       <w:pPr>
+        <w:pageBreakBefore w:val="0"/>
         <w:numPr>
           <w:ilvl w:val="0"/>
           <w:numId w:val="0"/>
         </w:numPr>
-        <w:rPr>
-          <w:rFonts w:hint="eastAsia" w:ascii="宋体" w:hAnsi="宋体" w:eastAsia="宋体" w:cs="宋体"/>
-          <w:sz w:val="21"/>
-          <w:szCs w:val="21"/>
-          <w:lang w:val="en-US" w:eastAsia="zh-CN"/>
-        </w:rPr>
-      </w:pPr>
-    </w:p>
-    <w:p>
-      <w:pPr>
+        <w:kinsoku w:val="0"/>
+        <w:wordWrap w:val="0"/>
+        <w:overflowPunct/>
+        <w:topLinePunct w:val="0"/>
+        <w:autoSpaceDE/>
+        <w:autoSpaceDN/>
+        <w:bidi w:val="0"/>
+        <w:adjustRightInd/>
+        <w:snapToGrid/>
+        <w:jc w:val="left"/>
+        <w:textAlignment w:val="auto"/>
+        <w:rPr>
+          <w:rFonts w:hint="eastAsia" w:ascii="宋体" w:hAnsi="宋体" w:eastAsia="宋体" w:cs="宋体"/>
+          <w:sz w:val="21"/>
+          <w:szCs w:val="21"/>
+          <w:lang w:val="en-US" w:eastAsia="zh-CN"/>
+        </w:rPr>
+      </w:pPr>
+    </w:p>
+    <w:p>
+      <w:pPr>
+        <w:pageBreakBefore w:val="0"/>
         <w:numPr>
           <w:ilvl w:val="0"/>
           <w:numId w:val="3"/>
         </w:numPr>
+        <w:kinsoku w:val="0"/>
+        <w:wordWrap w:val="0"/>
+        <w:overflowPunct/>
+        <w:topLinePunct w:val="0"/>
+        <w:autoSpaceDE/>
+        <w:autoSpaceDN/>
+        <w:bidi w:val="0"/>
+        <w:adjustRightInd/>
+        <w:snapToGrid/>
+        <w:jc w:val="left"/>
+        <w:textAlignment w:val="auto"/>
         <w:rPr>
           <w:rFonts w:hint="eastAsia" w:ascii="宋体" w:hAnsi="宋体" w:eastAsia="宋体" w:cs="宋体"/>
           <w:sz w:val="21"/>
@@ -1229,10 +1580,22 @@
     </w:p>
     <w:p>
       <w:pPr>
+        <w:pageBreakBefore w:val="0"/>
         <w:numPr>
           <w:ilvl w:val="0"/>
           <w:numId w:val="0"/>
         </w:numPr>
+        <w:kinsoku w:val="0"/>
+        <w:wordWrap w:val="0"/>
+        <w:overflowPunct/>
+        <w:topLinePunct w:val="0"/>
+        <w:autoSpaceDE/>
+        <w:autoSpaceDN/>
+        <w:bidi w:val="0"/>
+        <w:adjustRightInd/>
+        <w:snapToGrid/>
+        <w:jc w:val="left"/>
+        <w:textAlignment w:val="auto"/>
         <w:rPr>
           <w:rFonts w:hint="eastAsia" w:ascii="宋体" w:hAnsi="宋体" w:eastAsia="宋体" w:cs="宋体"/>
           <w:sz w:val="21"/>
@@ -1300,14 +1663,25 @@
         <w:pStyle w:val="10"/>
         <w:keepNext w:val="0"/>
         <w:keepLines w:val="0"/>
+        <w:pageBreakBefore w:val="0"/>
         <w:widowControl/>
         <w:numPr>
           <w:ilvl w:val="0"/>
           <w:numId w:val="3"/>
         </w:numPr>
         <w:suppressLineNumbers w:val="0"/>
+        <w:kinsoku w:val="0"/>
+        <w:wordWrap w:val="0"/>
+        <w:overflowPunct/>
+        <w:topLinePunct w:val="0"/>
+        <w:autoSpaceDE/>
+        <w:autoSpaceDN/>
+        <w:bidi w:val="0"/>
+        <w:adjustRightInd/>
+        <w:snapToGrid/>
         <w:ind w:left="0" w:leftChars="0" w:firstLine="0" w:firstLineChars="0"/>
         <w:jc w:val="left"/>
+        <w:textAlignment w:val="auto"/>
         <w:rPr>
           <w:rFonts w:hint="eastAsia" w:ascii="宋体" w:hAnsi="宋体" w:eastAsia="宋体" w:cs="宋体"/>
           <w:color w:val="000000"/>
@@ -1341,14 +1715,25 @@
         <w:pStyle w:val="10"/>
         <w:keepNext w:val="0"/>
         <w:keepLines w:val="0"/>
+        <w:pageBreakBefore w:val="0"/>
         <w:widowControl/>
         <w:numPr>
           <w:ilvl w:val="0"/>
           <w:numId w:val="0"/>
         </w:numPr>
         <w:suppressLineNumbers w:val="0"/>
+        <w:kinsoku w:val="0"/>
+        <w:wordWrap w:val="0"/>
+        <w:overflowPunct/>
+        <w:topLinePunct w:val="0"/>
+        <w:autoSpaceDE/>
+        <w:autoSpaceDN/>
+        <w:bidi w:val="0"/>
+        <w:adjustRightInd/>
+        <w:snapToGrid/>
         <w:ind w:leftChars="0" w:right="0" w:rightChars="0"/>
         <w:jc w:val="left"/>
+        <w:textAlignment w:val="auto"/>
         <w:rPr>
           <w:rFonts w:hint="eastAsia" w:ascii="宋体" w:hAnsi="宋体" w:eastAsia="宋体" w:cs="宋体"/>
           <w:color w:val="000000"/>
@@ -1367,20 +1752,33 @@
         </w:rPr>
         <w:t xml:space="preserve">writeDataInBackground: </w:t>
       </w:r>
+      <w:bookmarkStart w:id="0" w:name="_GoBack"/>
+      <w:bookmarkEnd w:id="0"/>
     </w:p>
     <w:p>
       <w:pPr>
         <w:pStyle w:val="10"/>
         <w:keepNext w:val="0"/>
         <w:keepLines w:val="0"/>
+        <w:pageBreakBefore w:val="0"/>
         <w:widowControl/>
         <w:numPr>
           <w:ilvl w:val="0"/>
           <w:numId w:val="0"/>
         </w:numPr>
         <w:suppressLineNumbers w:val="0"/>
+        <w:kinsoku w:val="0"/>
+        <w:wordWrap w:val="0"/>
+        <w:overflowPunct/>
+        <w:topLinePunct w:val="0"/>
+        <w:autoSpaceDE/>
+        <w:autoSpaceDN/>
+        <w:bidi w:val="0"/>
+        <w:adjustRightInd/>
+        <w:snapToGrid/>
         <w:ind w:leftChars="0" w:right="0" w:rightChars="0"/>
         <w:jc w:val="left"/>
+        <w:textAlignment w:val="auto"/>
         <w:rPr>
           <w:rFonts w:hint="default" w:ascii="宋体" w:hAnsi="宋体" w:eastAsia="宋体" w:cs="宋体"/>
           <w:color w:val="000000"/>
@@ -1405,14 +1803,25 @@
         <w:pStyle w:val="10"/>
         <w:keepNext w:val="0"/>
         <w:keepLines w:val="0"/>
+        <w:pageBreakBefore w:val="0"/>
         <w:widowControl/>
         <w:numPr>
           <w:ilvl w:val="0"/>
           <w:numId w:val="0"/>
         </w:numPr>
         <w:suppressLineNumbers w:val="0"/>
+        <w:kinsoku w:val="0"/>
+        <w:wordWrap w:val="0"/>
+        <w:overflowPunct/>
+        <w:topLinePunct w:val="0"/>
+        <w:autoSpaceDE/>
+        <w:autoSpaceDN/>
+        <w:bidi w:val="0"/>
+        <w:adjustRightInd/>
+        <w:snapToGrid/>
         <w:ind w:leftChars="0" w:right="0" w:rightChars="0"/>
         <w:jc w:val="left"/>
+        <w:textAlignment w:val="auto"/>
         <w:rPr>
           <w:rFonts w:hint="eastAsia" w:ascii="宋体" w:hAnsi="宋体" w:eastAsia="宋体" w:cs="宋体"/>
           <w:color w:val="000000"/>
@@ -1477,14 +1886,25 @@
         <w:pStyle w:val="10"/>
         <w:keepNext w:val="0"/>
         <w:keepLines w:val="0"/>
+        <w:pageBreakBefore w:val="0"/>
         <w:widowControl/>
         <w:numPr>
           <w:ilvl w:val="0"/>
           <w:numId w:val="0"/>
         </w:numPr>
         <w:suppressLineNumbers w:val="0"/>
+        <w:kinsoku w:val="0"/>
+        <w:wordWrap w:val="0"/>
+        <w:overflowPunct/>
+        <w:topLinePunct w:val="0"/>
+        <w:autoSpaceDE/>
+        <w:autoSpaceDN/>
+        <w:bidi w:val="0"/>
+        <w:adjustRightInd/>
+        <w:snapToGrid/>
         <w:ind w:leftChars="0" w:right="0" w:rightChars="0"/>
         <w:jc w:val="left"/>
+        <w:textAlignment w:val="auto"/>
         <w:rPr>
           <w:rFonts w:hint="default" w:ascii="宋体" w:hAnsi="宋体" w:eastAsia="宋体" w:cs="宋体"/>
           <w:color w:val="000000"/>
@@ -1545,14 +1965,25 @@
         <w:pStyle w:val="10"/>
         <w:keepNext w:val="0"/>
         <w:keepLines w:val="0"/>
+        <w:pageBreakBefore w:val="0"/>
         <w:widowControl/>
         <w:numPr>
           <w:ilvl w:val="0"/>
           <w:numId w:val="0"/>
         </w:numPr>
         <w:suppressLineNumbers w:val="0"/>
+        <w:kinsoku w:val="0"/>
+        <w:wordWrap w:val="0"/>
+        <w:overflowPunct/>
+        <w:topLinePunct w:val="0"/>
+        <w:autoSpaceDE/>
+        <w:autoSpaceDN/>
+        <w:bidi w:val="0"/>
+        <w:adjustRightInd/>
+        <w:snapToGrid/>
         <w:ind w:leftChars="0" w:right="0" w:rightChars="0"/>
         <w:jc w:val="left"/>
+        <w:textAlignment w:val="auto"/>
         <w:rPr>
           <w:rFonts w:hint="default" w:ascii="宋体" w:hAnsi="宋体" w:eastAsia="宋体" w:cs="宋体"/>
           <w:color w:val="000000"/>
@@ -1577,14 +2008,25 @@
         <w:pStyle w:val="10"/>
         <w:keepNext w:val="0"/>
         <w:keepLines w:val="0"/>
+        <w:pageBreakBefore w:val="0"/>
         <w:widowControl/>
         <w:numPr>
           <w:ilvl w:val="0"/>
           <w:numId w:val="0"/>
         </w:numPr>
         <w:suppressLineNumbers w:val="0"/>
+        <w:kinsoku w:val="0"/>
+        <w:wordWrap w:val="0"/>
+        <w:overflowPunct/>
+        <w:topLinePunct w:val="0"/>
+        <w:autoSpaceDE/>
+        <w:autoSpaceDN/>
+        <w:bidi w:val="0"/>
+        <w:adjustRightInd/>
+        <w:snapToGrid/>
         <w:ind w:leftChars="0" w:right="0" w:rightChars="0"/>
         <w:jc w:val="left"/>
+        <w:textAlignment w:val="auto"/>
         <w:rPr>
           <w:rFonts w:hint="default" w:ascii="宋体" w:hAnsi="宋体" w:eastAsia="宋体" w:cs="宋体"/>
           <w:color w:val="000000"/>
@@ -1645,14 +2087,25 @@
         <w:pStyle w:val="10"/>
         <w:keepNext w:val="0"/>
         <w:keepLines w:val="0"/>
+        <w:pageBreakBefore w:val="0"/>
         <w:widowControl/>
         <w:numPr>
           <w:ilvl w:val="0"/>
           <w:numId w:val="0"/>
         </w:numPr>
         <w:suppressLineNumbers w:val="0"/>
+        <w:kinsoku w:val="0"/>
+        <w:wordWrap w:val="0"/>
+        <w:overflowPunct/>
+        <w:topLinePunct w:val="0"/>
+        <w:autoSpaceDE/>
+        <w:autoSpaceDN/>
+        <w:bidi w:val="0"/>
+        <w:adjustRightInd/>
+        <w:snapToGrid/>
         <w:ind w:leftChars="0" w:right="0" w:rightChars="0"/>
         <w:jc w:val="left"/>
+        <w:textAlignment w:val="auto"/>
         <w:rPr>
           <w:rFonts w:hint="default" w:ascii="宋体" w:hAnsi="宋体" w:eastAsia="宋体" w:cs="宋体"/>
           <w:color w:val="000000"/>
@@ -1734,25 +2187,49 @@
     </w:p>
     <w:p>
       <w:pPr>
+        <w:pageBreakBefore w:val="0"/>
         <w:numPr>
           <w:ilvl w:val="0"/>
           <w:numId w:val="0"/>
         </w:numPr>
-        <w:rPr>
-          <w:rFonts w:hint="eastAsia" w:ascii="宋体" w:hAnsi="宋体" w:eastAsia="宋体" w:cs="宋体"/>
-          <w:sz w:val="21"/>
-          <w:szCs w:val="21"/>
-          <w:lang w:val="en-US" w:eastAsia="zh-CN"/>
-        </w:rPr>
-      </w:pPr>
-    </w:p>
-    <w:p>
-      <w:pPr>
+        <w:kinsoku w:val="0"/>
+        <w:wordWrap w:val="0"/>
+        <w:overflowPunct/>
+        <w:topLinePunct w:val="0"/>
+        <w:autoSpaceDE/>
+        <w:autoSpaceDN/>
+        <w:bidi w:val="0"/>
+        <w:adjustRightInd/>
+        <w:snapToGrid/>
+        <w:jc w:val="left"/>
+        <w:textAlignment w:val="auto"/>
+        <w:rPr>
+          <w:rFonts w:hint="eastAsia" w:ascii="宋体" w:hAnsi="宋体" w:eastAsia="宋体" w:cs="宋体"/>
+          <w:sz w:val="21"/>
+          <w:szCs w:val="21"/>
+          <w:lang w:val="en-US" w:eastAsia="zh-CN"/>
+        </w:rPr>
+      </w:pPr>
+    </w:p>
+    <w:p>
+      <w:pPr>
+        <w:pageBreakBefore w:val="0"/>
         <w:numPr>
           <w:ilvl w:val="0"/>
           <w:numId w:val="3"/>
         </w:numPr>
+        <w:kinsoku w:val="0"/>
+        <w:wordWrap w:val="0"/>
+        <w:overflowPunct/>
+        <w:topLinePunct w:val="0"/>
+        <w:autoSpaceDE/>
+        <w:autoSpaceDN/>
+        <w:bidi w:val="0"/>
+        <w:adjustRightInd/>
+        <w:snapToGrid/>
         <w:ind w:left="0" w:leftChars="0" w:firstLine="0" w:firstLineChars="0"/>
+        <w:jc w:val="left"/>
+        <w:textAlignment w:val="auto"/>
         <w:rPr>
           <w:rFonts w:hint="eastAsia" w:ascii="宋体" w:hAnsi="宋体" w:eastAsia="宋体" w:cs="宋体"/>
           <w:lang w:val="en-US" w:eastAsia="zh-CN"/>
@@ -1826,12 +2303,23 @@
     </w:p>
     <w:p>
       <w:pPr>
+        <w:pageBreakBefore w:val="0"/>
         <w:widowControl w:val="0"/>
         <w:numPr>
           <w:ilvl w:val="0"/>
           <w:numId w:val="0"/>
         </w:numPr>
-        <w:jc w:val="both"/>
+        <w:kinsoku w:val="0"/>
+        <w:wordWrap w:val="0"/>
+        <w:overflowPunct/>
+        <w:topLinePunct w:val="0"/>
+        <w:autoSpaceDE/>
+        <w:autoSpaceDN/>
+        <w:bidi w:val="0"/>
+        <w:adjustRightInd/>
+        <w:snapToGrid/>
+        <w:jc w:val="left"/>
+        <w:textAlignment w:val="auto"/>
         <w:rPr>
           <w:rFonts w:hint="default" w:ascii="宋体" w:hAnsi="宋体" w:eastAsia="宋体" w:cs="宋体"/>
           <w:lang w:val="en-US" w:eastAsia="zh-CN"/>
@@ -1840,12 +2328,23 @@
     </w:p>
     <w:p>
       <w:pPr>
+        <w:pageBreakBefore w:val="0"/>
         <w:widowControl w:val="0"/>
         <w:numPr>
           <w:ilvl w:val="0"/>
           <w:numId w:val="0"/>
         </w:numPr>
-        <w:jc w:val="both"/>
+        <w:kinsoku w:val="0"/>
+        <w:wordWrap w:val="0"/>
+        <w:overflowPunct/>
+        <w:topLinePunct w:val="0"/>
+        <w:autoSpaceDE/>
+        <w:autoSpaceDN/>
+        <w:bidi w:val="0"/>
+        <w:adjustRightInd/>
+        <w:snapToGrid/>
+        <w:jc w:val="left"/>
+        <w:textAlignment w:val="auto"/>
         <w:rPr>
           <w:rFonts w:hint="eastAsia" w:ascii="宋体" w:hAnsi="宋体" w:eastAsia="宋体" w:cs="宋体"/>
           <w:lang w:val="en-US" w:eastAsia="zh-CN"/>
@@ -1861,12 +2360,23 @@
     </w:p>
     <w:p>
       <w:pPr>
+        <w:pageBreakBefore w:val="0"/>
         <w:widowControl w:val="0"/>
         <w:numPr>
           <w:ilvl w:val="0"/>
           <w:numId w:val="0"/>
         </w:numPr>
-        <w:jc w:val="both"/>
+        <w:kinsoku w:val="0"/>
+        <w:wordWrap w:val="0"/>
+        <w:overflowPunct/>
+        <w:topLinePunct w:val="0"/>
+        <w:autoSpaceDE/>
+        <w:autoSpaceDN/>
+        <w:bidi w:val="0"/>
+        <w:adjustRightInd/>
+        <w:snapToGrid/>
+        <w:jc w:val="left"/>
+        <w:textAlignment w:val="auto"/>
         <w:rPr>
           <w:rFonts w:hint="default" w:ascii="宋体" w:hAnsi="宋体" w:eastAsia="宋体" w:cs="宋体"/>
           <w:lang w:val="en-US" w:eastAsia="zh-CN"/>
